--- a/docs/СООТВЕТСТВИЕ_ДОГОВОРУ.docx
+++ b/docs/СООТВЕТСТВИЕ_ДОГОВОРУ.docx
@@ -77,7 +77,7 @@
           <w:color w:val="224488"/>
           <w:sz w:val="19"/>
         </w:rPr>
-        <w:t>7a8a19e30591379f45f3e14a9f93ceeb91e87a73</w:t>
+        <w:t>a8454d0476cac2feddccc91d0e91e1fb52f5e87c</w:t>
       </w:r>
     </w:p>
     <w:p>
@@ -85,7 +85,7 @@
         <w:pStyle w:val="ListBullet"/>
       </w:pPr>
       <w:r>
-        <w:t>Дата прогона: 2026-10-13T15:42:22Z</w:t>
+        <w:t>Дата прогона: 2026-10-13T22:57:45Z</w:t>
       </w:r>
     </w:p>
     <w:p>
@@ -101,7 +101,7 @@
         <w:pStyle w:val="ListBullet"/>
       </w:pPr>
       <w:r>
-        <w:t>Проверок: 33; соответствует — 30, не соответствует — 0, не измерено — 3</w:t>
+        <w:t>Проверок: 33; соответствует — 32, не соответствует — 0, не измерено — 1</w:t>
       </w:r>
     </w:p>
     <w:p>
@@ -309,7 +309,7 @@
           <w:p>
             <w:r/>
             <w:r>
-              <w:t>chars=2000000, seconds=5.821, peak_memory_mb=259.3, spans=1, dataset=synthetic-2000000</w:t>
+              <w:t>chars=2000000, seconds=8.183, peak_memory_mb=259.4, spans=1, dataset=synthetic-2000000</w:t>
             </w:r>
           </w:p>
         </w:tc>
@@ -813,7 +813,7 @@
           <w:p>
             <w:r/>
             <w:r>
-              <w:t>by_size={'500': {'runs_seconds': [0.0016, 0.0009, 0.0009], 'median_seconds': 0.0009, 'median_ms_per_1000_chars': 1.8326}, '2000': {'runs_seconds': [0.0026, 0.0019, 0.0018], 'median_seconds': 0.0019, 'median_ms_per_1000_chars': 0.9493}, '10000': {'runs_seconds': [0.0111, 0.0078, 0.0075], 'median_seconds': 0.0078, 'median_ms_per_1000_chars': 0.7791}, '50000': {'runs_seconds': [0.0554, 0.0439, 0.0349], 'median_seconds': 0.0439, 'median_ms_per_1000_chars': 0.8778}}, limit_run={'chars': 2000000, 'seconds': 5.821, 'ms_per_1000_chars': 2.9103, 'peak_memory_mb': 259.3, 'success': True, 'spans': 1}, target_ms_per_1000_chars=30.0, target_seconds_2m=60.0, dataset=synthetic</w:t>
+              <w:t>by_size={'500': {'runs_seconds': [0.0024, 0.0016, 0.0017], 'median_seconds': 0.0017, 'median_ms_per_1000_chars': 3.3916}, '2000': {'runs_seconds': [0.0039, 0.0029, 0.0026], 'median_seconds': 0.0029, 'median_ms_per_1000_chars': 1.4377}, '10000': {'runs_seconds': [0.0169, 0.0102, 0.0103], 'median_seconds': 0.0103, 'median_ms_per_1000_chars': 1.0339}, '50000': {'runs_seconds': [0.0703, 0.0532, 0.047], 'median_seconds': 0.0532, 'median_ms_per_1000_chars': 1.0634}}, limit_run={'chars': 2000000, 'seconds': 8.183, 'ms_per_1000_chars': 4.0915, 'peak_memory_mb': 259.4, 'success': True, 'spans': 1}, target_ms_per_1000_chars=30.0, target_seconds_2m=60.0, dataset=synthetic</w:t>
             </w:r>
           </w:p>
         </w:tc>
@@ -981,7 +981,7 @@
           <w:p>
             <w:r/>
             <w:r>
-              <w:t>build_returncode=0, build_stderr=, pyz_size_bytes=171238, pyz_size_mb=0.1633, pyz_size_mb_decimal=0.1712, pyz_sha256=7432266f2e83da88bd8b85b2ce73547bba8b5201b8fe18d1e77be5bc8c3cd8d8, …</w:t>
+              <w:t>build_returncode=0, build_stderr=, pyz_size_bytes=171242, pyz_size_mb=0.1633, pyz_size_mb_decimal=0.1712, pyz_sha256=cf701396aac140cad9d905c2e67021567dd66ea58c87494e2568da48a12c4c61, …</w:t>
             </w:r>
           </w:p>
         </w:tc>
@@ -1149,7 +1149,7 @@
           <w:p>
             <w:r/>
             <w:r>
-              <w:t>pyz_size_mb=0.1633, pyz_size_mb_decimal=0.1712, pyz_size_bytes=171238, limit_mb=0.6, release_pyz_size_bytes=539191, release_exe_size_bytes=9134317, …</w:t>
+              <w:t>pyz_size_mb=0.1633, pyz_size_mb_decimal=0.1712, pyz_size_bytes=171242, limit_mb=0.6, release_pyz_size_bytes=539191, release_exe_size_bytes=9134317, …</w:t>
             </w:r>
           </w:p>
         </w:tc>
@@ -1485,7 +1485,7 @@
           <w:p>
             <w:r/>
             <w:r>
-              <w:t>libraries_dir=site-packages (прирост после установки режима hf), weights_dir=кеш весов модели, libraries_mb=None, weights_mb=None, dataset=hf-mode</w:t>
+              <w:t>libraries_dir=site-packages (прирост после установки режима hf), weights_dir=кеш весов модели, libraries_mb=813.8, weights_mb=554.3, dataset=ai-forever/rugpt3small_based_on_gpt2, mode=hf, …</w:t>
             </w:r>
           </w:p>
         </w:tc>
@@ -1496,7 +1496,7 @@
           <w:p>
             <w:r/>
             <w:r>
-              <w:t>не измерено</w:t>
+              <w:t>соответствует</w:t>
             </w:r>
           </w:p>
         </w:tc>
@@ -1569,7 +1569,7 @@
           <w:p>
             <w:r/>
             <w:r>
-              <w:t>module_size_mb=43.532, module_size_without_data_mb=1.09, pyz_size_mb=0.1633, with_weights_mb=None, limit_without_weights_mb=100.0, limit_with_weights_mb=1500.0, …</w:t>
+              <w:t>module_size_mb=43.711, module_size_without_data_mb=1.099, pyz_size_mb=0.1633, with_weights_mb=1368.2, limit_without_weights_mb=100.0, limit_with_weights_mb=1500.0, …</w:t>
             </w:r>
           </w:p>
         </w:tc>
@@ -1580,7 +1580,7 @@
           <w:p>
             <w:r/>
             <w:r>
-              <w:t>не измерено</w:t>
+              <w:t>соответствует</w:t>
             </w:r>
           </w:p>
         </w:tc>
@@ -1653,7 +1653,7 @@
           <w:p>
             <w:r/>
             <w:r>
-              <w:t>copy_sha256_equal=True, pyz_sha256=7432266f2e83da88bd8b85b2ce73547bba8b5201b8fe18d1e77be5bc8c3cd8d8, checksum_helper=True, release_tag=v1.3.0, release_checksum_verified=None, dataset=spanverify.pyz</w:t>
+              <w:t>copy_sha256_equal=True, pyz_sha256=cf701396aac140cad9d905c2e67021567dd66ea58c87494e2568da48a12c4c61, checksum_helper=True, release_tag=v1.3.0, release_checksum_verified=None, dataset=spanverify.pyz</w:t>
             </w:r>
           </w:p>
         </w:tc>
@@ -1737,7 +1737,7 @@
           <w:p>
             <w:r/>
             <w:r>
-              <w:t>platform=Linux-6.1.158+-x86_64-with-glibc2.36, machine=x86_64, cpu_count=2, memory_total_gb=3.85, disk_free_gb=19.11, gpu=False, …</w:t>
+              <w:t>platform=Linux-6.1.158+-x86_64-with-glibc2.36, machine=x86_64, cpu_count=2, memory_total_gb=3.85, disk_free_gb=19.09, gpu=False, …</w:t>
             </w:r>
           </w:p>
         </w:tc>
@@ -1989,7 +1989,7 @@
           <w:p>
             <w:r/>
             <w:r>
-              <w:t>collect_returncode=0, collected=577, coverage_file=spanverify-module/reports/coverage.json, coverage_percent=87.78, coverage_gate_percent=85, dataset=spanverify-module/tests, …</w:t>
+              <w:t>collect_returncode=0, collected=587, coverage_file=spanverify-module/reports/coverage.json, coverage_percent=87.78, coverage_gate_percent=85, dataset=spanverify-module/tests, …</w:t>
             </w:r>
           </w:p>
         </w:tc>
@@ -2493,7 +2493,7 @@
           <w:p>
             <w:r/>
             <w:r>
-              <w:t>entries=66, measured=31, missing=['hf_footprint.libs_mb', 'hf_footprint.weights_mb', 'hf_footprint.storage_with_weights_mb', 'release.exe_bytes', 'release.pyz_bytes'], check_ok=True, dataset=reports/NUMBERS.json</w:t>
+              <w:t>entries=66, measured=31, missing=[], check_ok=True, dataset=reports/NUMBERS.json</w:t>
             </w:r>
           </w:p>
         </w:tc>
@@ -2829,7 +2829,7 @@
           <w:p>
             <w:r/>
             <w:r>
-              <w:t>dataset=договор № 20478ГУ/2026, проект 117812, compared={'макс_знаков': {'договор': 2000000, 'код': 2000000, 'источник': 'spanverify-module/spanverify/limits.py: MAX_TEXT_CHARS', 'совпадает': True}, 'мс_на_1000_знаков': {'договор': 30, 'код': 30.0, 'источник': 'spanverify-module/spanverify/limits.py: TARGET_MS_PER_1000_CHARS', 'совпадает': True}, 'сек_на_2000000': {'договор': 60, 'код': 60.0, 'источник': 'spanverify-module/spanverify/limits.py: TARGET_SECONDS_2M', 'совпадает': True}, 'пересечение_границ': {'договор': 0.5, 'код': 0.5, 'источник': 'spanverify-module/spanverify/gates.py: IOU_MATCH_THRESHOLD', 'совпадает': True}, 'порт': {'договор': 8765, 'код': 8765, 'источник': 'spanverify-module/spanverify/server.py: DEFAULT_PORT', 'совпадает': True}, 'признаков_на_токен': {'договор': 5, 'код': 5, 'источник': 'spanverify-module/spanverify/features.py: FEATURE_NAMES', 'совпадает': True}, 'f1_мин': {'договор': 0.5, 'код': 0.5, 'источник': 'spanverify-module/spanverify/gates.py: CONTRACT_GATE', 'совпадает': True}, 'fpr_макс': {'договор': 0.4, 'код': 0.4, 'источник': 'spanverify-module/spanverify/gates.py: CONTRACT_GATE', 'совпадает': True}, 'exe_макс_МБ': {'договор': 9, 'код': 9.0, 'источник': 'scripts/contract_check.py: CONTRACT_EXE_MAX_MB', 'совпадает': True}, 'пакет_макс_МБ': {'договор': 0.6, 'код': 0.6, 'источник': 'scripts/contract_check.py: CONTRACT_PACKAGE_MAX_MB', 'совпадает': True}, 'хранение_без_весов_МБ': {'договор': 100, 'код': 100.0, 'источник': 'scripts/contract_check.py: CONTRACT_STORAGE_WITHOUT_MB', 'совпадает': True}, 'хранение_с_весами_МБ': {'договор': 1500, 'код': 1500.0, 'источник': 'scripts/contract_check.py: CONTRACT_STORAGE_WITH_MB', 'совпадает': True}, 'пар_в_наборе': {'договор': 1200, 'код': 1200, 'источник': 'spanverify-module/data/corpus_a/pairs.jsonl', 'совпадает': True}}, compared_total=13, mismatches=[], pdf_present=True, pdf_path_kind=корень репозитория, …</w:t>
+              <w:t>dataset=договор № 20478ГУ/2026, проект 117812, compared={'макс_знаков': {'договор': 2000000, 'код': 2000000, 'источник': 'spanverify-module/spanverify/limits.py: MAX_TEXT_CHARS', 'совпадает': True}, 'мс_на_1000_знаков': {'договор': 30, 'код': 30.0, 'источник': 'spanverify-module/spanverify/limits.py: TARGET_MS_PER_1000_CHARS', 'совпадает': True}, 'сек_на_2000000': {'договор': 60, 'код': 60.0, 'источник': 'spanverify-module/spanverify/limits.py: TARGET_SECONDS_2M', 'совпадает': True}, 'пересечение_границ': {'договор': 0.5, 'код': 0.5, 'источник': 'spanverify-module/spanverify/gates.py: IOU_MATCH_THRESHOLD', 'совпадает': True}, 'порт': {'договор': 8765, 'код': 8765, 'источник': 'spanverify-module/spanverify/server.py: DEFAULT_PORT', 'совпадает': True}, 'признаков_на_токен': {'договор': 5, 'код': 5, 'источник': 'spanverify-module/spanverify/features.py: FEATURE_NAMES', 'совпадает': True}, 'f1_мин': {'договор': 0.5, 'код': 0.5, 'источник': 'spanverify-module/spanverify/gates.py: CONTRACT_GATE', 'совпадает': True}, 'fpr_макс': {'договор': 0.4, 'код': 0.4, 'источник': 'spanverify-module/spanverify/gates.py: CONTRACT_GATE', 'совпадает': True}, 'exe_макс_МБ': {'договор': 9, 'код': 9.0, 'источник': 'scripts/contract_check.py: CONTRACT_EXE_MAX_MB', 'совпадает': True}, 'пакет_макс_МБ': {'договор': 0.6, 'код': 0.6, 'источник': 'scripts/contract_check.py: CONTRACT_PACKAGE_MAX_MB', 'совпадает': True}, 'хранение_без_весов_МБ': {'договор': 100, 'код': 100.0, 'источник': 'scripts/contract_check.py: CONTRACT_STORAGE_WITHOUT_MB', 'совпадает': True}, 'хранение_с_весами_МБ': {'договор': 1500, 'код': 1500.0, 'источник': 'scripts/contract_check.py: CONTRACT_STORAGE_WITH_MB', 'совпадает': True}, 'пар_в_наборе': {'договор': 1200, 'код': 1200, 'источник': 'spanverify-module/data/corpus_a/pairs.jsonl', 'совпадает': True}}, compared_total=13, mismatches=[], pdf_present=True, pdf_path_kind=переменная окружения, …</w:t>
             </w:r>
           </w:p>
         </w:tc>
@@ -3032,34 +3032,6 @@
       </w:pPr>
       <w:r>
         <w:t>Что не достигнуто или не измерено</w:t>
-      </w:r>
-    </w:p>
-    <w:p>
-      <w:pPr>
-        <w:pStyle w:val="ListBullet"/>
-      </w:pPr>
-      <w:r>
-        <w:rPr>
-          <w:b/>
-        </w:rPr>
-        <w:t>4.2.5-hf-footprint</w:t>
-      </w:r>
-      <w:r>
-        <w:t xml:space="preserve"> (не измерено): прогон не выполнен: в этом окружении нет torch/transformers и кэша весов модели; нужна машина с доступом к хранилищу весов — артефакт создаёт CI-задание hf-footprint (.github/workflows/hf-footprint.yml)</w:t>
-      </w:r>
-    </w:p>
-    <w:p>
-      <w:pPr>
-        <w:pStyle w:val="ListBullet"/>
-      </w:pPr>
-      <w:r>
-        <w:rPr>
-          <w:b/>
-        </w:rPr>
-        <w:t>4.2.6-storage</w:t>
-      </w:r>
-      <w:r>
-        <w:t xml:space="preserve"> (не измерено): объём без весов 43.532 МБ укладывается в 100 МБ; объём с весами (≤ 1,5 ГБ) в этом окружении не измеряется — нет кэша весов модели, его измеряет CI-задание hf-footprint</w:t>
       </w:r>
     </w:p>
     <w:p>

--- a/docs/СООТВЕТСТВИЕ_ДОГОВОРУ.docx
+++ b/docs/СООТВЕТСТВИЕ_ДОГОВОРУ.docx
@@ -77,7 +77,7 @@
           <w:color w:val="224488"/>
           <w:sz w:val="19"/>
         </w:rPr>
-        <w:t>a8454d0476cac2feddccc91d0e91e1fb52f5e87c</w:t>
+        <w:t>636656411f194543a3e2b8521c971b2220d3a597</w:t>
       </w:r>
     </w:p>
     <w:p>
@@ -85,7 +85,7 @@
         <w:pStyle w:val="ListBullet"/>
       </w:pPr>
       <w:r>
-        <w:t>Дата прогона: 2026-10-13T22:57:45Z</w:t>
+        <w:t>Дата прогона: 2026-10-13T23:40:36Z</w:t>
       </w:r>
     </w:p>
     <w:p>
@@ -309,7 +309,7 @@
           <w:p>
             <w:r/>
             <w:r>
-              <w:t>chars=2000000, seconds=8.183, peak_memory_mb=259.4, spans=1, dataset=synthetic-2000000</w:t>
+              <w:t>chars=2000000, seconds=8.047, peak_memory_mb=259.3, spans=1, dataset=synthetic-2000000</w:t>
             </w:r>
           </w:p>
         </w:tc>
@@ -813,7 +813,7 @@
           <w:p>
             <w:r/>
             <w:r>
-              <w:t>by_size={'500': {'runs_seconds': [0.0024, 0.0016, 0.0017], 'median_seconds': 0.0017, 'median_ms_per_1000_chars': 3.3916}, '2000': {'runs_seconds': [0.0039, 0.0029, 0.0026], 'median_seconds': 0.0029, 'median_ms_per_1000_chars': 1.4377}, '10000': {'runs_seconds': [0.0169, 0.0102, 0.0103], 'median_seconds': 0.0103, 'median_ms_per_1000_chars': 1.0339}, '50000': {'runs_seconds': [0.0703, 0.0532, 0.047], 'median_seconds': 0.0532, 'median_ms_per_1000_chars': 1.0634}}, limit_run={'chars': 2000000, 'seconds': 8.183, 'ms_per_1000_chars': 4.0915, 'peak_memory_mb': 259.4, 'success': True, 'spans': 1}, target_ms_per_1000_chars=30.0, target_seconds_2m=60.0, dataset=synthetic</w:t>
+              <w:t>by_size={'500': {'runs_seconds': [0.0017, 0.001, 0.001], 'median_seconds': 0.001, 'median_ms_per_1000_chars': 1.9723}, '2000': {'runs_seconds': [0.0033, 0.0024, 0.0023], 'median_seconds': 0.0024, 'median_ms_per_1000_chars': 1.1931}, '10000': {'runs_seconds': [0.0142, 0.01, 0.0095], 'median_seconds': 0.01, 'median_ms_per_1000_chars': 1.0023}, '50000': {'runs_seconds': [0.0674, 0.0515, 0.0481], 'median_seconds': 0.0515, 'median_ms_per_1000_chars': 1.03}}, limit_run={'chars': 2000000, 'seconds': 8.047, 'ms_per_1000_chars': 4.0237, 'peak_memory_mb': 259.3, 'success': True, 'spans': 1}, target_ms_per_1000_chars=30.0, target_seconds_2m=60.0, dataset=synthetic</w:t>
             </w:r>
           </w:p>
         </w:tc>
@@ -981,7 +981,7 @@
           <w:p>
             <w:r/>
             <w:r>
-              <w:t>build_returncode=0, build_stderr=, pyz_size_bytes=171242, pyz_size_mb=0.1633, pyz_size_mb_decimal=0.1712, pyz_sha256=cf701396aac140cad9d905c2e67021567dd66ea58c87494e2568da48a12c4c61, …</w:t>
+              <w:t>build_returncode=0, build_stderr=, pyz_size_bytes=171242, pyz_size_mb=0.1633, pyz_size_mb_decimal=0.1712, pyz_sha256=7b55c33b90f55ae3fab8bbcec2569c3152dfcf80f549aec45d74b412ee0ba673, …</w:t>
             </w:r>
           </w:p>
         </w:tc>
@@ -1653,7 +1653,7 @@
           <w:p>
             <w:r/>
             <w:r>
-              <w:t>copy_sha256_equal=True, pyz_sha256=cf701396aac140cad9d905c2e67021567dd66ea58c87494e2568da48a12c4c61, checksum_helper=True, release_tag=v1.3.0, release_checksum_verified=None, dataset=spanverify.pyz</w:t>
+              <w:t>copy_sha256_equal=True, pyz_sha256=7b55c33b90f55ae3fab8bbcec2569c3152dfcf80f549aec45d74b412ee0ba673, checksum_helper=True, release_tag=v1.3.0, release_checksum_verified=None, dataset=spanverify.pyz</w:t>
             </w:r>
           </w:p>
         </w:tc>

--- a/docs/СООТВЕТСТВИЕ_ДОГОВОРУ.docx
+++ b/docs/СООТВЕТСТВИЕ_ДОГОВОРУ.docx
@@ -77,7 +77,7 @@
           <w:color w:val="224488"/>
           <w:sz w:val="19"/>
         </w:rPr>
-        <w:t>636656411f194543a3e2b8521c971b2220d3a597</w:t>
+        <w:t>637a56215f2a622e857a2fbbadd633f96b47e25b</w:t>
       </w:r>
     </w:p>
     <w:p>
@@ -85,7 +85,7 @@
         <w:pStyle w:val="ListBullet"/>
       </w:pPr>
       <w:r>
-        <w:t>Дата прогона: 2026-10-13T23:40:36Z</w:t>
+        <w:t>Дата прогона: 2026-10-14T13:56:57Z</w:t>
       </w:r>
     </w:p>
     <w:p>
@@ -309,7 +309,7 @@
           <w:p>
             <w:r/>
             <w:r>
-              <w:t>chars=2000000, seconds=8.047, peak_memory_mb=259.3, spans=1, dataset=synthetic-2000000</w:t>
+              <w:t>chars=2000000, seconds=4.984, peak_memory_mb=261.3, spans=1, dataset=synthetic-2000000</w:t>
             </w:r>
           </w:p>
         </w:tc>
@@ -645,7 +645,7 @@
           <w:p>
             <w:r/>
             <w:r>
-              <w:t>tokens={'precision': 1.0, 'recall': 0.5795, 'f1': 0.7338, 'fpr': 0.0, 'tp': 153, 'fp': 0, 'fn': 111, 'tn': 1604, 'auc': 0.935}, spans={'precision': 1.0, 'recall': 0.6364, 'f1': 0.7778, 'tp': 63, 'fp': 0, 'fn': 36, 'iou_threshold': 0.5, 'recall_containment': 0.6364, 'f1_expanded_labels': 0.1235, 'mean_width_ratio': 1.0878}, answers={'threshold': 1.0, 'precision': 1.0, 'recall': 0.4343, 'f1': 0.6056, 'fpr': 0.0, 'auc': 0.7172, 'tp': 43, 'fp': 0, 'fn': 56, 'tn': 81}, verdicts={'tp': 58, 'fp': 0, 'fn': 41, 'tn': 81, 'precision': 1.0, 'recall': 0.5859, 'f1': 0.7389, 'fpr': 0.0, 'flagged_share': 0.3222}, pairs=180, iou_threshold=0.5, …</w:t>
+              <w:t>tokens={'precision': 1.0, 'recall': 0.5795, 'f1': 0.7338, 'fpr': 0.0, 'tp': 153, 'fp': 0, 'fn': 111, 'tn': 1604, 'auc': 0.935}, spans={'precision': 1.0, 'recall': 0.6364, 'f1': 0.7778, 'tp': 63, 'fp': 0, 'fn': 36, 'iou_threshold': 0.5, 'recall_containment': 0.6364, 'f1_expanded_labels': 0.1235, 'mean_width_ratio': 1.0878}, answers={'threshold': 1.0, 'precision': 1.0, 'recall': 0.4343, 'f1': 0.6056, 'fpr': 0.0, 'auc': 0.7172, 'tp': 43, 'fp': 0, 'fn': 56, 'tn': 81}, verdicts={'tp': 57, 'fp': 0, 'fn': 42, 'tn': 81, 'precision': 1.0, 'recall': 0.5758, 'f1': 0.7308, 'fpr': 0.0, 'flagged_share': 0.3167}, pairs=180, iou_threshold=0.5, …</w:t>
             </w:r>
           </w:p>
         </w:tc>
@@ -813,7 +813,7 @@
           <w:p>
             <w:r/>
             <w:r>
-              <w:t>by_size={'500': {'runs_seconds': [0.0017, 0.001, 0.001], 'median_seconds': 0.001, 'median_ms_per_1000_chars': 1.9723}, '2000': {'runs_seconds': [0.0033, 0.0024, 0.0023], 'median_seconds': 0.0024, 'median_ms_per_1000_chars': 1.1931}, '10000': {'runs_seconds': [0.0142, 0.01, 0.0095], 'median_seconds': 0.01, 'median_ms_per_1000_chars': 1.0023}, '50000': {'runs_seconds': [0.0674, 0.0515, 0.0481], 'median_seconds': 0.0515, 'median_ms_per_1000_chars': 1.03}}, limit_run={'chars': 2000000, 'seconds': 8.047, 'ms_per_1000_chars': 4.0237, 'peak_memory_mb': 259.3, 'success': True, 'spans': 1}, target_ms_per_1000_chars=30.0, target_seconds_2m=60.0, dataset=synthetic</w:t>
+              <w:t>by_size={'500': {'runs_seconds': [0.0012, 0.0007, 0.0006], 'median_seconds': 0.0007, 'median_ms_per_1000_chars': 1.3871}, '2000': {'runs_seconds': [0.0021, 0.0015, 0.0015], 'median_seconds': 0.0015, 'median_ms_per_1000_chars': 0.7526}, '10000': {'runs_seconds': [0.009, 0.0063, 0.0061], 'median_seconds': 0.0063, 'median_ms_per_1000_chars': 0.6271}, '50000': {'runs_seconds': [0.042, 0.0323, 0.0301], 'median_seconds': 0.0323, 'median_ms_per_1000_chars': 0.6459}}, limit_run={'chars': 2000000, 'seconds': 4.984, 'ms_per_1000_chars': 2.4921, 'peak_memory_mb': 261.3, 'success': True, 'spans': 1}, target_ms_per_1000_chars=30.0, target_seconds_2m=60.0, dataset=synthetic</w:t>
             </w:r>
           </w:p>
         </w:tc>
@@ -981,7 +981,7 @@
           <w:p>
             <w:r/>
             <w:r>
-              <w:t>build_returncode=0, build_stderr=, pyz_size_bytes=171242, pyz_size_mb=0.1633, pyz_size_mb_decimal=0.1712, pyz_sha256=7b55c33b90f55ae3fab8bbcec2569c3152dfcf80f549aec45d74b412ee0ba673, …</w:t>
+              <w:t>build_returncode=0, build_stderr=, pyz_size_bytes=173653, pyz_size_mb=0.1656, pyz_size_mb_decimal=0.1737, pyz_sha256=49ed590ea767bbbfec0d2b5d23a5234484cdb791da8aace896ae451f9c93e29b, …</w:t>
             </w:r>
           </w:p>
         </w:tc>
@@ -1149,7 +1149,7 @@
           <w:p>
             <w:r/>
             <w:r>
-              <w:t>pyz_size_mb=0.1633, pyz_size_mb_decimal=0.1712, pyz_size_bytes=171242, limit_mb=0.6, release_pyz_size_bytes=539191, release_exe_size_bytes=9134317, …</w:t>
+              <w:t>pyz_size_mb=0.1656, pyz_size_mb_decimal=0.1737, pyz_size_bytes=173653, limit_mb=0.6, release_pyz_size_bytes=539191, release_exe_size_bytes=9134317, …</w:t>
             </w:r>
           </w:p>
         </w:tc>
@@ -1317,7 +1317,7 @@
           <w:p>
             <w:r/>
             <w:r>
-              <w:t>returncode=1, changed_files_inside_copy=['spanverify-module/spanverify/__pycache__/__init__.cpython-311.pyc', 'spanverify-module/spanverify/__pycache__/__main__.cpython-311.pyc', 'spanverify-module/spanverify/__pycache__/_version.cpython-311.pyc', 'spanverify-module/spanverify/__pycache__/calibration.cpython-311.pyc', 'spanverify-module/spanverify/__pycache__/cli.cpython-311.pyc', 'spanverify-module/spanverify/__pycache__/config.cpython-311.pyc', 'spanverify-module/spanverify/__pycache__/core.cpython-311.pyc', 'spanverify-module/spanverify/__pycache__/coverage.cpython-311.pyc', 'spanverify-module/spanverify/__pycache__/dataset.cpython-311.pyc', 'spanverify-module/spanverify/__pycache__/detector.cpython-311.pyc'], changed_files_outside_copy=[], python=3.11.2, site_packages=/usr/local/lib/python3.11/dist-packages, extra_packages=[], …</w:t>
+              <w:t>returncode=1, changed_files_inside_copy=['spanverify-module/spanverify/__pycache__/__init__.cpython-311.pyc', 'spanverify-module/spanverify/__pycache__/__main__.cpython-311.pyc', 'spanverify-module/spanverify/__pycache__/_version.cpython-311.pyc', 'spanverify-module/spanverify/__pycache__/calibration.cpython-311.pyc', 'spanverify-module/spanverify/__pycache__/cli.cpython-311.pyc', 'spanverify-module/spanverify/__pycache__/config.cpython-311.pyc', 'spanverify-module/spanverify/__pycache__/core.cpython-311.pyc', 'spanverify-module/spanverify/__pycache__/coverage.cpython-311.pyc', 'spanverify-module/spanverify/__pycache__/dataset.cpython-311.pyc', 'spanverify-module/spanverify/__pycache__/detector.cpython-311.pyc'], changed_files_outside_copy=[], python=3.11.2, site_packages=/home/user/Smarty_Chumakov/spanverify-module/.venv/lib/python3.11/site-packages, extra_packages=[], …</w:t>
             </w:r>
           </w:p>
         </w:tc>
@@ -1542,7 +1542,7 @@
           <w:p>
             <w:r/>
             <w:r>
-              <w:t>замер объёма поставки без весов; объём с весами измеряется на машине с кэшем</w:t>
+              <w:t>замер объёма поставки без весов (файлы клона без .venv, кэшей, build/dist и сырых внешних данных data/external); объём с весами измеряется на машине с кэшем</w:t>
             </w:r>
           </w:p>
         </w:tc>
@@ -1569,7 +1569,7 @@
           <w:p>
             <w:r/>
             <w:r>
-              <w:t>module_size_mb=43.711, module_size_without_data_mb=1.099, pyz_size_mb=0.1633, with_weights_mb=1368.2, limit_without_weights_mb=100.0, limit_with_weights_mb=1500.0, …</w:t>
+              <w:t>module_size_mb=41.292, module_size_without_data_mb=0.483, pyz_size_mb=0.1656, with_weights_mb=1368.2, limit_without_weights_mb=100.0, limit_with_weights_mb=1500.0, …</w:t>
             </w:r>
           </w:p>
         </w:tc>
@@ -1653,7 +1653,7 @@
           <w:p>
             <w:r/>
             <w:r>
-              <w:t>copy_sha256_equal=True, pyz_sha256=7b55c33b90f55ae3fab8bbcec2569c3152dfcf80f549aec45d74b412ee0ba673, checksum_helper=True, release_tag=v1.3.0, release_checksum_verified=None, dataset=spanverify.pyz</w:t>
+              <w:t>copy_sha256_equal=True, pyz_sha256=49ed590ea767bbbfec0d2b5d23a5234484cdb791da8aace896ae451f9c93e29b, checksum_helper=True, release_tag=v1.3.0, release_checksum_verified=None, dataset=spanverify.pyz</w:t>
             </w:r>
           </w:p>
         </w:tc>
@@ -1737,7 +1737,7 @@
           <w:p>
             <w:r/>
             <w:r>
-              <w:t>platform=Linux-6.1.158+-x86_64-with-glibc2.36, machine=x86_64, cpu_count=2, memory_total_gb=3.85, disk_free_gb=19.09, gpu=False, …</w:t>
+              <w:t>platform=Linux-6.1.158+-x86_64-with-glibc2.36, machine=x86_64, cpu_count=2, memory_total_gb=3.85, disk_free_gb=19.11, gpu=False, …</w:t>
             </w:r>
           </w:p>
         </w:tc>
@@ -1989,7 +1989,7 @@
           <w:p>
             <w:r/>
             <w:r>
-              <w:t>collect_returncode=0, collected=587, coverage_file=spanverify-module/reports/coverage.json, coverage_percent=87.78, coverage_gate_percent=85, dataset=spanverify-module/tests, …</w:t>
+              <w:t>collect_returncode=0, collected=606, coverage_file=spanverify-module/reports/coverage.json, coverage_percent=87.82, coverage_gate_percent=85, dataset=spanverify-module/tests, …</w:t>
             </w:r>
           </w:p>
         </w:tc>
@@ -2829,7 +2829,7 @@
           <w:p>
             <w:r/>
             <w:r>
-              <w:t>dataset=договор № 20478ГУ/2026, проект 117812, compared={'макс_знаков': {'договор': 2000000, 'код': 2000000, 'источник': 'spanverify-module/spanverify/limits.py: MAX_TEXT_CHARS', 'совпадает': True}, 'мс_на_1000_знаков': {'договор': 30, 'код': 30.0, 'источник': 'spanverify-module/spanverify/limits.py: TARGET_MS_PER_1000_CHARS', 'совпадает': True}, 'сек_на_2000000': {'договор': 60, 'код': 60.0, 'источник': 'spanverify-module/spanverify/limits.py: TARGET_SECONDS_2M', 'совпадает': True}, 'пересечение_границ': {'договор': 0.5, 'код': 0.5, 'источник': 'spanverify-module/spanverify/gates.py: IOU_MATCH_THRESHOLD', 'совпадает': True}, 'порт': {'договор': 8765, 'код': 8765, 'источник': 'spanverify-module/spanverify/server.py: DEFAULT_PORT', 'совпадает': True}, 'признаков_на_токен': {'договор': 5, 'код': 5, 'источник': 'spanverify-module/spanverify/features.py: FEATURE_NAMES', 'совпадает': True}, 'f1_мин': {'договор': 0.5, 'код': 0.5, 'источник': 'spanverify-module/spanverify/gates.py: CONTRACT_GATE', 'совпадает': True}, 'fpr_макс': {'договор': 0.4, 'код': 0.4, 'источник': 'spanverify-module/spanverify/gates.py: CONTRACT_GATE', 'совпадает': True}, 'exe_макс_МБ': {'договор': 9, 'код': 9.0, 'источник': 'scripts/contract_check.py: CONTRACT_EXE_MAX_MB', 'совпадает': True}, 'пакет_макс_МБ': {'договор': 0.6, 'код': 0.6, 'источник': 'scripts/contract_check.py: CONTRACT_PACKAGE_MAX_MB', 'совпадает': True}, 'хранение_без_весов_МБ': {'договор': 100, 'код': 100.0, 'источник': 'scripts/contract_check.py: CONTRACT_STORAGE_WITHOUT_MB', 'совпадает': True}, 'хранение_с_весами_МБ': {'договор': 1500, 'код': 1500.0, 'источник': 'scripts/contract_check.py: CONTRACT_STORAGE_WITH_MB', 'совпадает': True}, 'пар_в_наборе': {'договор': 1200, 'код': 1200, 'источник': 'spanverify-module/data/corpus_a/pairs.jsonl', 'совпадает': True}}, compared_total=13, mismatches=[], pdf_present=True, pdf_path_kind=переменная окружения, …</w:t>
+              <w:t>dataset=договор № 20478ГУ/2026, проект 117812, compared={'макс_знаков': {'договор': 2000000, 'код': 2000000, 'источник': 'spanverify-module/spanverify/limits.py: MAX_TEXT_CHARS', 'совпадает': True}, 'мс_на_1000_знаков': {'договор': 30, 'код': 30.0, 'источник': 'spanverify-module/spanverify/limits.py: TARGET_MS_PER_1000_CHARS', 'совпадает': True}, 'сек_на_2000000': {'договор': 60, 'код': 60.0, 'источник': 'spanverify-module/spanverify/limits.py: TARGET_SECONDS_2M', 'совпадает': True}, 'пересечение_границ': {'договор': 0.5, 'код': 0.5, 'источник': 'spanverify-module/spanverify/gates.py: IOU_MATCH_THRESHOLD', 'совпадает': True}, 'порт': {'договор': 8765, 'код': 8765, 'источник': 'spanverify-module/spanverify/server.py: DEFAULT_PORT', 'совпадает': True}, 'признаков_на_токен': {'договор': 5, 'код': 5, 'источник': 'spanverify-module/spanverify/features.py: FEATURE_NAMES', 'совпадает': True}, 'f1_мин': {'договор': 0.5, 'код': 0.5, 'источник': 'spanverify-module/spanverify/gates.py: CONTRACT_GATE', 'совпадает': True}, 'fpr_макс': {'договор': 0.4, 'код': 0.4, 'источник': 'spanverify-module/spanverify/gates.py: CONTRACT_GATE', 'совпадает': True}, 'exe_макс_МБ': {'договор': 9, 'код': 9.0, 'источник': 'scripts/contract_check.py: CONTRACT_EXE_MAX_MB', 'совпадает': True}, 'пакет_макс_МБ': {'договор': 0.6, 'код': 0.6, 'источник': 'scripts/contract_check.py: CONTRACT_PACKAGE_MAX_MB', 'совпадает': True}, 'хранение_без_весов_МБ': {'договор': 100, 'код': 100.0, 'источник': 'scripts/contract_check.py: CONTRACT_STORAGE_WITHOUT_MB', 'совпадает': True}, 'хранение_с_весами_МБ': {'договор': 1500, 'код': 1500.0, 'источник': 'scripts/contract_check.py: CONTRACT_STORAGE_WITH_MB', 'совпадает': True}, 'пар_в_наборе': {'договор': 1200, 'код': 1200, 'источник': 'spanverify-module/data/corpus_a/pairs.jsonl', 'совпадает': True}}, compared_total=13, mismatches=[], pdf_present=False, pdf_path_kind=корень репозитория, …</w:t>
             </w:r>
           </w:p>
         </w:tc>
@@ -2913,7 +2913,7 @@
           <w:p>
             <w:r/>
             <w:r>
-              <w:t>dataset=договор № 20478ГУ/2026, проект 117812, recorded_sha256=e5eb6ad8522fa70135f75bf22b0b5f3464fcc17d9c6f04d81b48976a42e69cd5, recorded_bytes=5019351, recorded_pages=32, pdf_present=True, personal_data_in_repo=False, …</w:t>
+              <w:t>dataset=договор № 20478ГУ/2026, проект 117812, recorded_sha256=e5eb6ad8522fa70135f75bf22b0b5f3464fcc17d9c6f04d81b48976a42e69cd5, recorded_bytes=5019351, recorded_pages=32, pdf_present=False, personal_data_in_repo=False, …</w:t>
             </w:r>
           </w:p>
         </w:tc>

--- a/docs/СООТВЕТСТВИЕ_ДОГОВОРУ.docx
+++ b/docs/СООТВЕТСТВИЕ_ДОГОВОРУ.docx
@@ -77,7 +77,7 @@
           <w:color w:val="224488"/>
           <w:sz w:val="19"/>
         </w:rPr>
-        <w:t>637a56215f2a622e857a2fbbadd633f96b47e25b</w:t>
+        <w:t>50c6d586611fb7257b810d5f33627c02ac004632</w:t>
       </w:r>
     </w:p>
     <w:p>
@@ -85,7 +85,7 @@
         <w:pStyle w:val="ListBullet"/>
       </w:pPr>
       <w:r>
-        <w:t>Дата прогона: 2026-10-14T13:56:57Z</w:t>
+        <w:t>Дата прогона: 2026-10-14T14:06:53Z</w:t>
       </w:r>
     </w:p>
     <w:p>
@@ -309,7 +309,7 @@
           <w:p>
             <w:r/>
             <w:r>
-              <w:t>chars=2000000, seconds=4.984, peak_memory_mb=261.3, spans=1, dataset=synthetic-2000000</w:t>
+              <w:t>chars=2000000, seconds=5.269, peak_memory_mb=261.1, spans=1, dataset=synthetic-2000000</w:t>
             </w:r>
           </w:p>
         </w:tc>
@@ -813,7 +813,7 @@
           <w:p>
             <w:r/>
             <w:r>
-              <w:t>by_size={'500': {'runs_seconds': [0.0012, 0.0007, 0.0006], 'median_seconds': 0.0007, 'median_ms_per_1000_chars': 1.3871}, '2000': {'runs_seconds': [0.0021, 0.0015, 0.0015], 'median_seconds': 0.0015, 'median_ms_per_1000_chars': 0.7526}, '10000': {'runs_seconds': [0.009, 0.0063, 0.0061], 'median_seconds': 0.0063, 'median_ms_per_1000_chars': 0.6271}, '50000': {'runs_seconds': [0.042, 0.0323, 0.0301], 'median_seconds': 0.0323, 'median_ms_per_1000_chars': 0.6459}}, limit_run={'chars': 2000000, 'seconds': 4.984, 'ms_per_1000_chars': 2.4921, 'peak_memory_mb': 261.3, 'success': True, 'spans': 1}, target_ms_per_1000_chars=30.0, target_seconds_2m=60.0, dataset=synthetic</w:t>
+              <w:t>by_size={'500': {'runs_seconds': [0.0012, 0.0007, 0.0006], 'median_seconds': 0.0007, 'median_ms_per_1000_chars': 1.4561}, '2000': {'runs_seconds': [0.002, 0.0015, 0.0014], 'median_seconds': 0.0015, 'median_ms_per_1000_chars': 0.7642}, '10000': {'runs_seconds': [0.0088, 0.0062, 0.0058], 'median_seconds': 0.0062, 'median_ms_per_1000_chars': 0.6194}, '50000': {'runs_seconds': [0.0408, 0.0343, 0.0284], 'median_seconds': 0.0343, 'median_ms_per_1000_chars': 0.6858}}, limit_run={'chars': 2000000, 'seconds': 5.269, 'ms_per_1000_chars': 2.6347, 'peak_memory_mb': 261.1, 'success': True, 'spans': 1}, target_ms_per_1000_chars=30.0, target_seconds_2m=60.0, dataset=synthetic</w:t>
             </w:r>
           </w:p>
         </w:tc>
@@ -981,7 +981,7 @@
           <w:p>
             <w:r/>
             <w:r>
-              <w:t>build_returncode=0, build_stderr=, pyz_size_bytes=173653, pyz_size_mb=0.1656, pyz_size_mb_decimal=0.1737, pyz_sha256=49ed590ea767bbbfec0d2b5d23a5234484cdb791da8aace896ae451f9c93e29b, …</w:t>
+              <w:t>build_returncode=0, build_stderr=, pyz_size_bytes=173653, pyz_size_mb=0.1656, pyz_size_mb_decimal=0.1737, pyz_sha256=5b9fc0c2f0a796ad98414e144e69e9c171900ddeeb953860538283bdf1ce6120, …</w:t>
             </w:r>
           </w:p>
         </w:tc>
@@ -1569,7 +1569,7 @@
           <w:p>
             <w:r/>
             <w:r>
-              <w:t>module_size_mb=41.292, module_size_without_data_mb=0.483, pyz_size_mb=0.1656, with_weights_mb=1368.2, limit_without_weights_mb=100.0, limit_with_weights_mb=1500.0, …</w:t>
+              <w:t>module_size_mb=41.293, module_size_without_data_mb=0.483, pyz_size_mb=0.1656, with_weights_mb=1368.2, limit_without_weights_mb=100.0, limit_with_weights_mb=1500.0, …</w:t>
             </w:r>
           </w:p>
         </w:tc>
@@ -1653,7 +1653,7 @@
           <w:p>
             <w:r/>
             <w:r>
-              <w:t>copy_sha256_equal=True, pyz_sha256=49ed590ea767bbbfec0d2b5d23a5234484cdb791da8aace896ae451f9c93e29b, checksum_helper=True, release_tag=v1.3.0, release_checksum_verified=None, dataset=spanverify.pyz</w:t>
+              <w:t>copy_sha256_equal=True, pyz_sha256=5b9fc0c2f0a796ad98414e144e69e9c171900ddeeb953860538283bdf1ce6120, checksum_helper=True, release_tag=v1.3.0, release_checksum_verified=None, dataset=spanverify.pyz</w:t>
             </w:r>
           </w:p>
         </w:tc>
@@ -1737,7 +1737,7 @@
           <w:p>
             <w:r/>
             <w:r>
-              <w:t>platform=Linux-6.1.158+-x86_64-with-glibc2.36, machine=x86_64, cpu_count=2, memory_total_gb=3.85, disk_free_gb=19.11, gpu=False, …</w:t>
+              <w:t>platform=Linux-6.1.158+-x86_64-with-glibc2.36, machine=x86_64, cpu_count=2, memory_total_gb=3.85, disk_free_gb=19.08, gpu=False, …</w:t>
             </w:r>
           </w:p>
         </w:tc>

--- a/docs/СООТВЕТСТВИЕ_ДОГОВОРУ.docx
+++ b/docs/СООТВЕТСТВИЕ_ДОГОВОРУ.docx
@@ -77,7 +77,7 @@
           <w:color w:val="224488"/>
           <w:sz w:val="19"/>
         </w:rPr>
-        <w:t>50c6d586611fb7257b810d5f33627c02ac004632</w:t>
+        <w:t>b3d8933aef25ec95ebc63e8d5b0ebe3f99d1f8cc</w:t>
       </w:r>
     </w:p>
     <w:p>
@@ -85,7 +85,7 @@
         <w:pStyle w:val="ListBullet"/>
       </w:pPr>
       <w:r>
-        <w:t>Дата прогона: 2026-10-14T14:06:53Z</w:t>
+        <w:t>Дата прогона: 2026-10-14T14:58:29Z</w:t>
       </w:r>
     </w:p>
     <w:p>
@@ -309,7 +309,7 @@
           <w:p>
             <w:r/>
             <w:r>
-              <w:t>chars=2000000, seconds=5.269, peak_memory_mb=261.1, spans=1, dataset=synthetic-2000000</w:t>
+              <w:t>chars=2000000, seconds=5.267, peak_memory_mb=261.0, spans=1, dataset=synthetic-2000000</w:t>
             </w:r>
           </w:p>
         </w:tc>
@@ -813,7 +813,7 @@
           <w:p>
             <w:r/>
             <w:r>
-              <w:t>by_size={'500': {'runs_seconds': [0.0012, 0.0007, 0.0006], 'median_seconds': 0.0007, 'median_ms_per_1000_chars': 1.4561}, '2000': {'runs_seconds': [0.002, 0.0015, 0.0014], 'median_seconds': 0.0015, 'median_ms_per_1000_chars': 0.7642}, '10000': {'runs_seconds': [0.0088, 0.0062, 0.0058], 'median_seconds': 0.0062, 'median_ms_per_1000_chars': 0.6194}, '50000': {'runs_seconds': [0.0408, 0.0343, 0.0284], 'median_seconds': 0.0343, 'median_ms_per_1000_chars': 0.6858}}, limit_run={'chars': 2000000, 'seconds': 5.269, 'ms_per_1000_chars': 2.6347, 'peak_memory_mb': 261.1, 'success': True, 'spans': 1}, target_ms_per_1000_chars=30.0, target_seconds_2m=60.0, dataset=synthetic</w:t>
+              <w:t>by_size={'500': {'runs_seconds': [0.0012, 0.0007, 0.0006], 'median_seconds': 0.0007, 'median_ms_per_1000_chars': 1.417}, '2000': {'runs_seconds': [0.002, 0.0016, 0.0014], 'median_seconds': 0.0016, 'median_ms_per_1000_chars': 0.7866}, '10000': {'runs_seconds': [0.009, 0.0062, 0.0059], 'median_seconds': 0.0062, 'median_ms_per_1000_chars': 0.6249}, '50000': {'runs_seconds': [0.0423, 0.0339, 0.0289], 'median_seconds': 0.0339, 'median_ms_per_1000_chars': 0.6784}}, limit_run={'chars': 2000000, 'seconds': 5.267, 'ms_per_1000_chars': 2.6333, 'peak_memory_mb': 261.0, 'success': True, 'spans': 1}, target_ms_per_1000_chars=30.0, target_seconds_2m=60.0, dataset=synthetic</w:t>
             </w:r>
           </w:p>
         </w:tc>
@@ -981,7 +981,7 @@
           <w:p>
             <w:r/>
             <w:r>
-              <w:t>build_returncode=0, build_stderr=, pyz_size_bytes=173653, pyz_size_mb=0.1656, pyz_size_mb_decimal=0.1737, pyz_sha256=5b9fc0c2f0a796ad98414e144e69e9c171900ddeeb953860538283bdf1ce6120, …</w:t>
+              <w:t>build_returncode=0, build_stderr=, pyz_size_bytes=173653, pyz_size_mb=0.1656, pyz_size_mb_decimal=0.1737, pyz_sha256=457298907596ee0352d414eb46cab5975308705bec8585945a7cbf22fce9ff33, …</w:t>
             </w:r>
           </w:p>
         </w:tc>
@@ -1149,7 +1149,7 @@
           <w:p>
             <w:r/>
             <w:r>
-              <w:t>pyz_size_mb=0.1656, pyz_size_mb_decimal=0.1737, pyz_size_bytes=173653, limit_mb=0.6, release_pyz_size_bytes=539191, release_exe_size_bytes=9134317, …</w:t>
+              <w:t>pyz_size_mb=0.1656, pyz_size_mb_decimal=0.1737, pyz_size_bytes=173653, limit_mb=0.6, release_pyz_size_bytes=174634, release_exe_size_bytes=8969008, …</w:t>
             </w:r>
           </w:p>
         </w:tc>
@@ -1401,7 +1401,7 @@
           <w:p>
             <w:r/>
             <w:r>
-              <w:t>workflow=.github/workflows/build-and-release-exe.yml, workflow_has_sha256sums=True, checksum_helper=scripts/verify_checksum.py, release_tag=v1.3.0, release_assets=['SHA256SUMS.txt', 'spanverify-win.zip', 'spanverify.exe', 'spanverify.pyz'], release_checksum_verified=None, …</w:t>
+              <w:t>workflow=.github/workflows/build-and-release-exe.yml, workflow_has_sha256sums=True, checksum_helper=scripts/verify_checksum.py, release_tag=v1.3.1, release_assets=['SHA256SUMS.txt', 'spanverify-win.zip', 'spanverify.exe', 'spanverify.pyz'], release_checksum_verified=None, …</w:t>
             </w:r>
           </w:p>
         </w:tc>
@@ -1653,7 +1653,7 @@
           <w:p>
             <w:r/>
             <w:r>
-              <w:t>copy_sha256_equal=True, pyz_sha256=5b9fc0c2f0a796ad98414e144e69e9c171900ddeeb953860538283bdf1ce6120, checksum_helper=True, release_tag=v1.3.0, release_checksum_verified=None, dataset=spanverify.pyz</w:t>
+              <w:t>copy_sha256_equal=True, pyz_sha256=457298907596ee0352d414eb46cab5975308705bec8585945a7cbf22fce9ff33, checksum_helper=True, release_tag=v1.3.1, release_checksum_verified=None, dataset=spanverify.pyz</w:t>
             </w:r>
           </w:p>
         </w:tc>
@@ -1737,7 +1737,7 @@
           <w:p>
             <w:r/>
             <w:r>
-              <w:t>platform=Linux-6.1.158+-x86_64-with-glibc2.36, machine=x86_64, cpu_count=2, memory_total_gb=3.85, disk_free_gb=19.08, gpu=False, …</w:t>
+              <w:t>platform=Linux-6.1.158+-x86_64-with-glibc2.36, machine=x86_64, cpu_count=2, memory_total_gb=3.85, disk_free_gb=19.03, gpu=False, …</w:t>
             </w:r>
           </w:p>
         </w:tc>
